--- a/beta/README.docx
+++ b/beta/README.docx
@@ -7,7 +7,7 @@
         <w:pStyle w:val="Title"/>
       </w:pPr>
       <w:r>
-        <w:t>AMASAMYA Beta — Document Index</w:t>
+        <w:t>AMASAMYA Beta - Document Index</w:t>
       </w:r>
     </w:p>
     <w:p>
@@ -15,7 +15,7 @@
         <w:pStyle w:val="Heading1"/>
       </w:pPr>
       <w:r>
-        <w:t>AMASAMYA Beta — Document Index</w:t>
+        <w:t>AMASAMYA Beta - Document Index</w:t>
       </w:r>
     </w:p>
     <w:p>
@@ -39,7 +39,7 @@
         <w:t>`.docx`</w:t>
       </w:r>
       <w:r>
-        <w:t xml:space="preserve"> — accessible Word document, semantic headings, real</w:t>
+        <w:t xml:space="preserve"> - accessible Word document, semantic headings, real</w:t>
       </w:r>
     </w:p>
     <w:p>
@@ -68,7 +68,7 @@
         <w:t>`.md`</w:t>
       </w:r>
       <w:r>
-        <w:t xml:space="preserve"> — same content as plain Markdown for developers, GitHub</w:t>
+        <w:t xml:space="preserve"> - same content as plain Markdown for developers, GitHub</w:t>
       </w:r>
     </w:p>
     <w:p>
@@ -210,7 +210,7 @@
           <w:p>
             <w:r/>
             <w:r>
-              <w:t xml:space="preserve">Frames the funding ask honestly — read this </w:t>
+              <w:t xml:space="preserve">Frames the funding ask honestly - read this </w:t>
             </w:r>
             <w:r>
               <w:rPr>
@@ -517,7 +517,7 @@
         <w:t>../CONTRIBUTORS.docx</w:t>
       </w:r>
       <w:r>
-        <w:t xml:space="preserve"> — public credit page for beta testers and</w:t>
+        <w:t xml:space="preserve"> - public credit page for beta testers and</w:t>
       </w:r>
     </w:p>
     <w:p>
@@ -568,7 +568,7 @@
         <w:pStyle w:val="ListNumber"/>
       </w:pPr>
       <w:r>
-        <w:t>Open Word (or LibreOffice Writer / Google Docs — all three handle</w:t>
+        <w:t>Open Word (or LibreOffice Writer / Google Docs - all three handle</w:t>
       </w:r>
     </w:p>
     <w:p>
@@ -640,7 +640,7 @@
     </w:p>
     <w:p>
       <w:r>
-        <w:t xml:space="preserve">   tables — Use of Funds and Milestones).</w:t>
+        <w:t xml:space="preserve">   tables - Use of Funds and Milestones).</w:t>
       </w:r>
     </w:p>
     <w:p>
@@ -1004,7 +1004,7 @@
         <w:t>[text](url)</w:t>
       </w:r>
       <w:r>
-        <w:t xml:space="preserve"> markdown links — clickable,</w:t>
+        <w:t xml:space="preserve"> markdown links - clickable,</w:t>
       </w:r>
     </w:p>
     <w:p>
@@ -1044,7 +1044,7 @@
         <w:t xml:space="preserve"> </w:t>
       </w:r>
       <w:r>
-        <w:t>` — Consolas</w:t>
+        <w:t>` - Consolas</w:t>
       </w:r>
     </w:p>
     <w:p>
@@ -1071,7 +1071,7 @@
         <w:t>Cover image / logo</w:t>
       </w:r>
       <w:r>
-        <w:t xml:space="preserve"> — keep these documents plain so AT users</w:t>
+        <w:t xml:space="preserve"> - keep these documents plain so AT users</w:t>
       </w:r>
     </w:p>
     <w:p>
@@ -1095,7 +1095,7 @@
         <w:t>Page numbers / footer</w:t>
       </w:r>
       <w:r>
-        <w:t xml:space="preserve"> — Word's defaults are accessible enough.</w:t>
+        <w:t xml:space="preserve"> - Word's defaults are accessible enough.</w:t>
       </w:r>
     </w:p>
     <w:p>
@@ -1119,7 +1119,7 @@
         <w:t>Watermarks</w:t>
       </w:r>
       <w:r>
-        <w:t xml:space="preserve"> — never add. Watermarks are read out by AT as</w:t>
+        <w:t xml:space="preserve"> - never add. Watermarks are read out by AT as</w:t>
       </w:r>
     </w:p>
     <w:p>
